--- a/Documentation/UserManual_ru.docx
+++ b/Documentation/UserManual_ru.docx
@@ -201,7 +201,7 @@
           <w:sz w:val="40"/>
           <w:szCs w:val="40"/>
         </w:rPr>
-        <w:t>2</w:t>
+        <w:t>3</w:t>
       </w:r>
       <w:r>
         <w:rPr>
@@ -13422,7 +13422,6 @@
           <w:rFonts w:ascii="Times New Roman" w:hAnsi="Times New Roman" w:cs="Times New Roman"/>
           <w:sz w:val="32"/>
           <w:szCs w:val="32"/>
-          <w:lang w:val="en-US"/>
         </w:rPr>
       </w:pPr>
       <w:r>
@@ -13454,9 +13453,8 @@
           <w:rFonts w:ascii="Times New Roman" w:hAnsi="Times New Roman" w:cs="Times New Roman"/>
           <w:sz w:val="32"/>
           <w:szCs w:val="32"/>
-          <w:lang w:val="en-US"/>
-        </w:rPr>
-        <w:t>2</w:t>
+        </w:rPr>
+        <w:t>3</w:t>
       </w:r>
     </w:p>
     <w:p>
@@ -13509,25 +13507,25 @@
           <w:rFonts w:ascii="Times New Roman" w:hAnsi="Times New Roman" w:cs="Times New Roman"/>
           <w:sz w:val="28"/>
           <w:szCs w:val="28"/>
-        </w:rPr>
-        <w:t xml:space="preserve">Миграция на </w:t>
-      </w:r>
-      <w:r>
-        <w:rPr>
-          <w:rFonts w:ascii="Times New Roman" w:hAnsi="Times New Roman" w:cs="Times New Roman"/>
-          <w:sz w:val="28"/>
-          <w:szCs w:val="28"/>
           <w:lang w:val="en-US"/>
         </w:rPr>
-        <w:t>Avalonia</w:t>
-      </w:r>
-      <w:r>
-        <w:rPr>
-          <w:rFonts w:ascii="Times New Roman" w:hAnsi="Times New Roman" w:cs="Times New Roman"/>
-          <w:sz w:val="28"/>
-          <w:szCs w:val="28"/>
-        </w:rPr>
-        <w:t xml:space="preserve"> </w:t>
+        <w:t>Modbus</w:t>
+      </w:r>
+      <w:r>
+        <w:rPr>
+          <w:rFonts w:ascii="Times New Roman" w:hAnsi="Times New Roman" w:cs="Times New Roman"/>
+          <w:sz w:val="28"/>
+          <w:szCs w:val="28"/>
+        </w:rPr>
+        <w:t xml:space="preserve">: </w:t>
+      </w:r>
+      <w:r>
+        <w:rPr>
+          <w:rFonts w:ascii="Times New Roman" w:hAnsi="Times New Roman" w:cs="Times New Roman"/>
+          <w:sz w:val="28"/>
+          <w:szCs w:val="28"/>
+        </w:rPr>
+        <w:t xml:space="preserve">добавлены проверки на расшифровку ответа на </w:t>
       </w:r>
       <w:r>
         <w:rPr>
@@ -13536,24 +13534,15 @@
           <w:szCs w:val="28"/>
           <w:lang w:val="en-US"/>
         </w:rPr>
-        <w:t>UI</w:t>
-      </w:r>
-      <w:r>
-        <w:rPr>
-          <w:rFonts w:ascii="Times New Roman" w:hAnsi="Times New Roman" w:cs="Times New Roman"/>
-          <w:sz w:val="28"/>
-          <w:szCs w:val="28"/>
-        </w:rPr>
-        <w:t xml:space="preserve"> 12.</w:t>
-      </w:r>
-      <w:r>
-        <w:rPr>
-          <w:rFonts w:ascii="Times New Roman" w:hAnsi="Times New Roman" w:cs="Times New Roman"/>
-          <w:sz w:val="28"/>
-          <w:szCs w:val="28"/>
-          <w:lang w:val="en-US"/>
-        </w:rPr>
-        <w:t>x</w:t>
+        <w:t>Modbus</w:t>
+      </w:r>
+      <w:r>
+        <w:rPr>
+          <w:rFonts w:ascii="Times New Roman" w:hAnsi="Times New Roman" w:cs="Times New Roman"/>
+          <w:sz w:val="28"/>
+          <w:szCs w:val="28"/>
+        </w:rPr>
+        <w:t xml:space="preserve"> запрос</w:t>
       </w:r>
       <w:r>
         <w:rPr>
@@ -13562,45 +13551,6 @@
           <w:szCs w:val="28"/>
         </w:rPr>
         <w:t>.</w:t>
-      </w:r>
-      <w:r>
-        <w:rPr>
-          <w:rFonts w:ascii="Times New Roman" w:hAnsi="Times New Roman" w:cs="Times New Roman"/>
-          <w:sz w:val="28"/>
-          <w:szCs w:val="28"/>
-          <w:lang w:val="en-US"/>
-        </w:rPr>
-        <w:t>x</w:t>
-      </w:r>
-      <w:r>
-        <w:rPr>
-          <w:rFonts w:ascii="Times New Roman" w:hAnsi="Times New Roman" w:cs="Times New Roman"/>
-          <w:sz w:val="28"/>
-          <w:szCs w:val="28"/>
-        </w:rPr>
-        <w:t>.</w:t>
-      </w:r>
-    </w:p>
-    <w:p>
-      <w:pPr>
-        <w:spacing w:line="360" w:lineRule="auto"/>
-        <w:rPr>
-          <w:rFonts w:ascii="Times New Roman" w:hAnsi="Times New Roman" w:cs="Times New Roman"/>
-          <w:b/>
-          <w:bCs/>
-          <w:sz w:val="28"/>
-          <w:szCs w:val="28"/>
-        </w:rPr>
-      </w:pPr>
-      <w:r>
-        <w:rPr>
-          <w:rFonts w:ascii="Times New Roman" w:hAnsi="Times New Roman" w:cs="Times New Roman"/>
-          <w:b/>
-          <w:bCs/>
-          <w:sz w:val="28"/>
-          <w:szCs w:val="28"/>
-        </w:rPr>
-        <w:t>Исправление ошибок:</w:t>
       </w:r>
     </w:p>
     <w:p>
@@ -13622,16 +13572,25 @@
           <w:rFonts w:ascii="Times New Roman" w:hAnsi="Times New Roman" w:cs="Times New Roman"/>
           <w:sz w:val="28"/>
           <w:szCs w:val="28"/>
-        </w:rPr>
-        <w:t>Переведена подсказка в сервисном окне</w:t>
-      </w:r>
-      <w:r>
-        <w:rPr>
-          <w:rFonts w:ascii="Times New Roman" w:hAnsi="Times New Roman" w:cs="Times New Roman"/>
-          <w:sz w:val="28"/>
-          <w:szCs w:val="28"/>
-        </w:rPr>
-        <w:t>.</w:t>
+          <w:lang w:val="en-US"/>
+        </w:rPr>
+        <w:t>Modbus</w:t>
+      </w:r>
+      <w:r>
+        <w:rPr>
+          <w:rFonts w:ascii="Times New Roman" w:hAnsi="Times New Roman" w:cs="Times New Roman"/>
+          <w:sz w:val="28"/>
+          <w:szCs w:val="28"/>
+        </w:rPr>
+        <w:t xml:space="preserve"> </w:t>
+      </w:r>
+      <w:r>
+        <w:rPr>
+          <w:rFonts w:ascii="Times New Roman" w:hAnsi="Times New Roman" w:cs="Times New Roman"/>
+          <w:sz w:val="28"/>
+          <w:szCs w:val="28"/>
+        </w:rPr>
+        <w:t>мониторинг: оптимизирована работа с формулами.</w:t>
       </w:r>
     </w:p>
     <w:p>
@@ -13663,113 +13622,15 @@
           <w:sz w:val="28"/>
           <w:szCs w:val="28"/>
         </w:rPr>
-        <w:t xml:space="preserve">: </w:t>
-      </w:r>
-      <w:r>
-        <w:rPr>
-          <w:rFonts w:ascii="Times New Roman" w:hAnsi="Times New Roman" w:cs="Times New Roman"/>
-          <w:sz w:val="28"/>
-          <w:szCs w:val="28"/>
-        </w:rPr>
-        <w:t xml:space="preserve">смена </w:t>
-      </w:r>
-      <w:r>
-        <w:rPr>
-          <w:rFonts w:ascii="Times New Roman" w:hAnsi="Times New Roman" w:cs="Times New Roman"/>
-          <w:sz w:val="28"/>
-          <w:szCs w:val="28"/>
-        </w:rPr>
-        <w:t>формата числа в поле записи теперь обновляет сообщение об ошибке валидации.</w:t>
-      </w:r>
-    </w:p>
-    <w:p>
-      <w:pPr>
-        <w:rPr>
-          <w:rFonts w:ascii="Times New Roman" w:hAnsi="Times New Roman" w:cs="Times New Roman"/>
-          <w:sz w:val="28"/>
-          <w:szCs w:val="28"/>
-        </w:rPr>
-      </w:pPr>
-    </w:p>
-    <w:p>
-      <w:pPr>
-        <w:rPr>
-          <w:rFonts w:ascii="Times New Roman" w:hAnsi="Times New Roman" w:cs="Times New Roman"/>
-          <w:sz w:val="28"/>
-          <w:szCs w:val="28"/>
-        </w:rPr>
-      </w:pPr>
-    </w:p>
-    <w:p>
-      <w:pPr>
-        <w:rPr>
-          <w:rFonts w:ascii="Times New Roman" w:hAnsi="Times New Roman" w:cs="Times New Roman"/>
-          <w:sz w:val="32"/>
-          <w:szCs w:val="32"/>
-        </w:rPr>
-      </w:pPr>
-      <w:r>
-        <w:rPr>
-          <w:rFonts w:ascii="Times New Roman" w:hAnsi="Times New Roman" w:cs="Times New Roman"/>
-          <w:sz w:val="32"/>
-          <w:szCs w:val="32"/>
-        </w:rPr>
-        <w:t>3.</w:t>
-      </w:r>
-      <w:r>
-        <w:rPr>
-          <w:rFonts w:ascii="Times New Roman" w:hAnsi="Times New Roman" w:cs="Times New Roman"/>
-          <w:sz w:val="32"/>
-          <w:szCs w:val="32"/>
-        </w:rPr>
-        <w:t>5</w:t>
-      </w:r>
-      <w:r>
-        <w:rPr>
-          <w:rFonts w:ascii="Times New Roman" w:hAnsi="Times New Roman" w:cs="Times New Roman"/>
-          <w:sz w:val="32"/>
-          <w:szCs w:val="32"/>
-        </w:rPr>
-        <w:t>.</w:t>
-      </w:r>
-      <w:r>
-        <w:rPr>
-          <w:rFonts w:ascii="Times New Roman" w:hAnsi="Times New Roman" w:cs="Times New Roman"/>
-          <w:sz w:val="32"/>
-          <w:szCs w:val="32"/>
-        </w:rPr>
-        <w:t>1</w:t>
-      </w:r>
-    </w:p>
-    <w:p>
-      <w:pPr>
-        <w:rPr>
-          <w:rFonts w:ascii="Times New Roman" w:hAnsi="Times New Roman" w:cs="Times New Roman"/>
-          <w:b/>
-          <w:bCs/>
-          <w:sz w:val="28"/>
-          <w:szCs w:val="28"/>
-        </w:rPr>
-      </w:pPr>
-      <w:r>
-        <w:rPr>
-          <w:rFonts w:ascii="Times New Roman" w:hAnsi="Times New Roman" w:cs="Times New Roman"/>
-          <w:b/>
-          <w:bCs/>
-          <w:sz w:val="28"/>
-          <w:szCs w:val="28"/>
-        </w:rPr>
-        <w:br/>
-      </w:r>
-      <w:r>
-        <w:rPr>
-          <w:rFonts w:ascii="Times New Roman" w:hAnsi="Times New Roman" w:cs="Times New Roman"/>
-          <w:b/>
-          <w:bCs/>
-          <w:sz w:val="28"/>
-          <w:szCs w:val="28"/>
-        </w:rPr>
-        <w:t>Новый функционал:</w:t>
+        <w:t xml:space="preserve"> </w:t>
+      </w:r>
+      <w:r>
+        <w:rPr>
+          <w:rFonts w:ascii="Times New Roman" w:hAnsi="Times New Roman" w:cs="Times New Roman"/>
+          <w:sz w:val="28"/>
+          <w:szCs w:val="28"/>
+        </w:rPr>
+        <w:t>мониторинг: оптимизирована работа с графиком.</w:t>
       </w:r>
     </w:p>
     <w:p>
@@ -13792,29 +13653,24 @@
           <w:sz w:val="28"/>
           <w:szCs w:val="28"/>
         </w:rPr>
-        <w:t>Добавлена поддержка Корейского и Португальского языков.</w:t>
-      </w:r>
-    </w:p>
-    <w:p>
-      <w:pPr>
-        <w:spacing w:line="360" w:lineRule="auto"/>
-        <w:rPr>
-          <w:rFonts w:ascii="Times New Roman" w:hAnsi="Times New Roman" w:cs="Times New Roman"/>
-          <w:b/>
-          <w:bCs/>
-          <w:sz w:val="28"/>
-          <w:szCs w:val="28"/>
-        </w:rPr>
-      </w:pPr>
-      <w:r>
-        <w:rPr>
-          <w:rFonts w:ascii="Times New Roman" w:hAnsi="Times New Roman" w:cs="Times New Roman"/>
-          <w:b/>
-          <w:bCs/>
-          <w:sz w:val="28"/>
-          <w:szCs w:val="28"/>
-        </w:rPr>
-        <w:t>Исправление ошибок:</w:t>
+        <w:t xml:space="preserve">Написано большое количество </w:t>
+      </w:r>
+      <w:r>
+        <w:rPr>
+          <w:rFonts w:ascii="Times New Roman" w:hAnsi="Times New Roman" w:cs="Times New Roman"/>
+          <w:sz w:val="28"/>
+          <w:szCs w:val="28"/>
+          <w:lang w:val="en-US"/>
+        </w:rPr>
+        <w:t>Unit</w:t>
+      </w:r>
+      <w:r>
+        <w:rPr>
+          <w:rFonts w:ascii="Times New Roman" w:hAnsi="Times New Roman" w:cs="Times New Roman"/>
+          <w:sz w:val="28"/>
+          <w:szCs w:val="28"/>
+        </w:rPr>
+        <w:t xml:space="preserve"> тестов.</w:t>
       </w:r>
     </w:p>
     <w:p>
@@ -13837,23 +13693,46 @@
           <w:sz w:val="28"/>
           <w:szCs w:val="28"/>
         </w:rPr>
-        <w:t>При записи нескольких флагов (</w:t>
-      </w:r>
-      <w:r>
-        <w:rPr>
-          <w:rFonts w:ascii="Times New Roman" w:hAnsi="Times New Roman" w:cs="Times New Roman"/>
-          <w:sz w:val="28"/>
-          <w:szCs w:val="28"/>
-        </w:rPr>
-        <w:t xml:space="preserve">функция </w:t>
-      </w:r>
-      <w:r>
-        <w:rPr>
-          <w:rFonts w:ascii="Times New Roman" w:hAnsi="Times New Roman" w:cs="Times New Roman"/>
-          <w:sz w:val="28"/>
-          <w:szCs w:val="28"/>
-        </w:rPr>
-        <w:t>0x0F) терялся последний байт данных, если он был равен 0.</w:t>
+        <w:t xml:space="preserve">Сделан рефакторинг проекта </w:t>
+      </w:r>
+      <w:r>
+        <w:rPr>
+          <w:rFonts w:ascii="Times New Roman" w:hAnsi="Times New Roman" w:cs="Times New Roman"/>
+          <w:sz w:val="28"/>
+          <w:szCs w:val="28"/>
+          <w:lang w:val="en-US"/>
+        </w:rPr>
+        <w:t>Core</w:t>
+      </w:r>
+      <w:r>
+        <w:rPr>
+          <w:rFonts w:ascii="Times New Roman" w:hAnsi="Times New Roman" w:cs="Times New Roman"/>
+          <w:sz w:val="28"/>
+          <w:szCs w:val="28"/>
+        </w:rPr>
+        <w:t>.</w:t>
+      </w:r>
+    </w:p>
+    <w:p>
+      <w:pPr>
+        <w:spacing w:line="360" w:lineRule="auto"/>
+        <w:rPr>
+          <w:rFonts w:ascii="Times New Roman" w:hAnsi="Times New Roman" w:cs="Times New Roman"/>
+          <w:b/>
+          <w:bCs/>
+          <w:sz w:val="28"/>
+          <w:szCs w:val="28"/>
+        </w:rPr>
+      </w:pPr>
+      <w:r>
+        <w:rPr>
+          <w:rFonts w:ascii="Times New Roman" w:hAnsi="Times New Roman" w:cs="Times New Roman"/>
+          <w:b/>
+          <w:bCs/>
+          <w:sz w:val="28"/>
+          <w:szCs w:val="28"/>
+        </w:rPr>
+        <w:t>Исправление ошибок:</w:t>
       </w:r>
     </w:p>
     <w:p>
@@ -13876,49 +13755,7 @@
           <w:sz w:val="28"/>
           <w:szCs w:val="28"/>
         </w:rPr>
-        <w:t xml:space="preserve">Исправлено некорректное отображение </w:t>
-      </w:r>
-      <w:r>
-        <w:rPr>
-          <w:rFonts w:ascii="Times New Roman" w:hAnsi="Times New Roman" w:cs="Times New Roman"/>
-          <w:sz w:val="28"/>
-          <w:szCs w:val="28"/>
-          <w:lang w:val="en-US"/>
-        </w:rPr>
-        <w:t>float</w:t>
-      </w:r>
-      <w:r>
-        <w:rPr>
-          <w:rFonts w:ascii="Times New Roman" w:hAnsi="Times New Roman" w:cs="Times New Roman"/>
-          <w:sz w:val="28"/>
-          <w:szCs w:val="28"/>
-        </w:rPr>
-        <w:t xml:space="preserve"> чисел </w:t>
-      </w:r>
-      <w:r>
-        <w:rPr>
-          <w:rFonts w:ascii="Times New Roman" w:hAnsi="Times New Roman" w:cs="Times New Roman"/>
-          <w:sz w:val="28"/>
-          <w:szCs w:val="28"/>
-        </w:rPr>
-        <w:t xml:space="preserve">в режиме </w:t>
-      </w:r>
-      <w:r>
-        <w:rPr>
-          <w:rFonts w:ascii="Times New Roman" w:hAnsi="Times New Roman" w:cs="Times New Roman"/>
-          <w:sz w:val="28"/>
-          <w:szCs w:val="28"/>
-          <w:lang w:val="en-US"/>
-        </w:rPr>
-        <w:t>Modbus</w:t>
-      </w:r>
-      <w:r>
-        <w:rPr>
-          <w:rFonts w:ascii="Times New Roman" w:hAnsi="Times New Roman" w:cs="Times New Roman"/>
-          <w:sz w:val="28"/>
-          <w:szCs w:val="28"/>
-        </w:rPr>
-        <w:t xml:space="preserve"> мониторинга.</w:t>
+        <w:t>Сделана корректная валидация значений в настройках.</w:t>
       </w:r>
     </w:p>
     <w:p>
@@ -13945,6 +13782,7 @@
           <w:rFonts w:ascii="Times New Roman" w:hAnsi="Times New Roman" w:cs="Times New Roman"/>
           <w:sz w:val="32"/>
           <w:szCs w:val="32"/>
+          <w:lang w:val="en-US"/>
         </w:rPr>
       </w:pPr>
       <w:r>
@@ -13953,95 +13791,32 @@
           <w:sz w:val="32"/>
           <w:szCs w:val="32"/>
         </w:rPr>
-        <w:t>3.5.0</w:t>
-      </w:r>
-    </w:p>
-    <w:p>
-      <w:pPr>
-        <w:rPr>
-          <w:rFonts w:ascii="Times New Roman" w:hAnsi="Times New Roman" w:cs="Times New Roman"/>
-          <w:b/>
-          <w:bCs/>
-          <w:sz w:val="28"/>
-          <w:szCs w:val="28"/>
-        </w:rPr>
-      </w:pPr>
-      <w:r>
-        <w:rPr>
-          <w:rFonts w:ascii="Times New Roman" w:hAnsi="Times New Roman" w:cs="Times New Roman"/>
-          <w:b/>
-          <w:bCs/>
-          <w:sz w:val="28"/>
-          <w:szCs w:val="28"/>
-        </w:rPr>
-        <w:br/>
-      </w:r>
-      <w:r>
-        <w:rPr>
-          <w:rFonts w:ascii="Times New Roman" w:hAnsi="Times New Roman" w:cs="Times New Roman"/>
-          <w:b/>
-          <w:bCs/>
-          <w:sz w:val="28"/>
-          <w:szCs w:val="28"/>
-        </w:rPr>
-        <w:t>Новый функционал:</w:t>
-      </w:r>
-    </w:p>
-    <w:p>
-      <w:pPr>
-        <w:pStyle w:val="aa"/>
-        <w:numPr>
-          <w:ilvl w:val="0"/>
-          <w:numId w:val="4"/>
-        </w:numPr>
-        <w:rPr>
-          <w:rFonts w:ascii="Times New Roman" w:hAnsi="Times New Roman" w:cs="Times New Roman"/>
-          <w:sz w:val="28"/>
-          <w:szCs w:val="28"/>
-        </w:rPr>
-      </w:pPr>
-      <w:r>
-        <w:rPr>
-          <w:rFonts w:ascii="Times New Roman" w:hAnsi="Times New Roman" w:cs="Times New Roman"/>
-          <w:sz w:val="28"/>
-          <w:szCs w:val="28"/>
-        </w:rPr>
-        <w:t>Добавлена п</w:t>
-      </w:r>
-      <w:r>
-        <w:rPr>
-          <w:rFonts w:ascii="Times New Roman" w:hAnsi="Times New Roman" w:cs="Times New Roman"/>
-          <w:sz w:val="28"/>
-          <w:szCs w:val="28"/>
-        </w:rPr>
-        <w:t>оддержка нескольких языков интерфейса: Русский, Английский, Хинди, Китайский (упрощенный), Немецкий, Испанский, Французский.</w:t>
-      </w:r>
-    </w:p>
-    <w:p>
-      <w:pPr>
-        <w:rPr>
-          <w:rFonts w:ascii="Times New Roman" w:hAnsi="Times New Roman" w:cs="Times New Roman"/>
-          <w:sz w:val="28"/>
-          <w:szCs w:val="28"/>
-        </w:rPr>
-      </w:pPr>
-    </w:p>
-    <w:p>
-      <w:pPr>
+        <w:t>3.</w:t>
+      </w:r>
+      <w:r>
         <w:rPr>
           <w:rFonts w:ascii="Times New Roman" w:hAnsi="Times New Roman" w:cs="Times New Roman"/>
           <w:sz w:val="32"/>
           <w:szCs w:val="32"/>
         </w:rPr>
-      </w:pPr>
+        <w:t>5</w:t>
+      </w:r>
       <w:r>
         <w:rPr>
           <w:rFonts w:ascii="Times New Roman" w:hAnsi="Times New Roman" w:cs="Times New Roman"/>
           <w:sz w:val="32"/>
           <w:szCs w:val="32"/>
         </w:rPr>
-        <w:lastRenderedPageBreak/>
-        <w:t>3.4.0</w:t>
+        <w:t>.</w:t>
+      </w:r>
+      <w:r>
+        <w:rPr>
+          <w:rFonts w:ascii="Times New Roman" w:hAnsi="Times New Roman" w:cs="Times New Roman"/>
+          <w:sz w:val="32"/>
+          <w:szCs w:val="32"/>
+          <w:lang w:val="en-US"/>
+        </w:rPr>
+        <w:t>2</w:t>
       </w:r>
     </w:p>
     <w:p>
@@ -14094,25 +13869,98 @@
           <w:rFonts w:ascii="Times New Roman" w:hAnsi="Times New Roman" w:cs="Times New Roman"/>
           <w:sz w:val="28"/>
           <w:szCs w:val="28"/>
+        </w:rPr>
+        <w:t xml:space="preserve">Миграция на </w:t>
+      </w:r>
+      <w:r>
+        <w:rPr>
+          <w:rFonts w:ascii="Times New Roman" w:hAnsi="Times New Roman" w:cs="Times New Roman"/>
+          <w:sz w:val="28"/>
+          <w:szCs w:val="28"/>
           <w:lang w:val="en-US"/>
         </w:rPr>
-        <w:t xml:space="preserve">Modbus: </w:t>
-      </w:r>
-      <w:r>
-        <w:rPr>
-          <w:rFonts w:ascii="Times New Roman" w:hAnsi="Times New Roman" w:cs="Times New Roman"/>
-          <w:sz w:val="28"/>
-          <w:szCs w:val="28"/>
-        </w:rPr>
-        <w:t>д</w:t>
-      </w:r>
-      <w:r>
-        <w:rPr>
-          <w:rFonts w:ascii="Times New Roman" w:hAnsi="Times New Roman" w:cs="Times New Roman"/>
-          <w:sz w:val="28"/>
-          <w:szCs w:val="28"/>
-        </w:rPr>
-        <w:t>обавлен режим мониторинга.</w:t>
+        <w:t>Avalonia</w:t>
+      </w:r>
+      <w:r>
+        <w:rPr>
+          <w:rFonts w:ascii="Times New Roman" w:hAnsi="Times New Roman" w:cs="Times New Roman"/>
+          <w:sz w:val="28"/>
+          <w:szCs w:val="28"/>
+        </w:rPr>
+        <w:t xml:space="preserve"> </w:t>
+      </w:r>
+      <w:r>
+        <w:rPr>
+          <w:rFonts w:ascii="Times New Roman" w:hAnsi="Times New Roman" w:cs="Times New Roman"/>
+          <w:sz w:val="28"/>
+          <w:szCs w:val="28"/>
+          <w:lang w:val="en-US"/>
+        </w:rPr>
+        <w:t>UI</w:t>
+      </w:r>
+      <w:r>
+        <w:rPr>
+          <w:rFonts w:ascii="Times New Roman" w:hAnsi="Times New Roman" w:cs="Times New Roman"/>
+          <w:sz w:val="28"/>
+          <w:szCs w:val="28"/>
+        </w:rPr>
+        <w:t xml:space="preserve"> 12.</w:t>
+      </w:r>
+      <w:r>
+        <w:rPr>
+          <w:rFonts w:ascii="Times New Roman" w:hAnsi="Times New Roman" w:cs="Times New Roman"/>
+          <w:sz w:val="28"/>
+          <w:szCs w:val="28"/>
+          <w:lang w:val="en-US"/>
+        </w:rPr>
+        <w:t>x</w:t>
+      </w:r>
+      <w:r>
+        <w:rPr>
+          <w:rFonts w:ascii="Times New Roman" w:hAnsi="Times New Roman" w:cs="Times New Roman"/>
+          <w:sz w:val="28"/>
+          <w:szCs w:val="28"/>
+        </w:rPr>
+        <w:t>.</w:t>
+      </w:r>
+      <w:r>
+        <w:rPr>
+          <w:rFonts w:ascii="Times New Roman" w:hAnsi="Times New Roman" w:cs="Times New Roman"/>
+          <w:sz w:val="28"/>
+          <w:szCs w:val="28"/>
+          <w:lang w:val="en-US"/>
+        </w:rPr>
+        <w:t>x</w:t>
+      </w:r>
+      <w:r>
+        <w:rPr>
+          <w:rFonts w:ascii="Times New Roman" w:hAnsi="Times New Roman" w:cs="Times New Roman"/>
+          <w:sz w:val="28"/>
+          <w:szCs w:val="28"/>
+        </w:rPr>
+        <w:t>.</w:t>
+      </w:r>
+    </w:p>
+    <w:p>
+      <w:pPr>
+        <w:spacing w:line="360" w:lineRule="auto"/>
+        <w:rPr>
+          <w:rFonts w:ascii="Times New Roman" w:hAnsi="Times New Roman" w:cs="Times New Roman"/>
+          <w:b/>
+          <w:bCs/>
+          <w:sz w:val="28"/>
+          <w:szCs w:val="28"/>
+        </w:rPr>
+      </w:pPr>
+      <w:r>
+        <w:rPr>
+          <w:rFonts w:ascii="Times New Roman" w:hAnsi="Times New Roman" w:cs="Times New Roman"/>
+          <w:b/>
+          <w:bCs/>
+          <w:sz w:val="28"/>
+          <w:szCs w:val="28"/>
+        </w:rPr>
+        <w:t>Исправление ошибок:</w:t>
       </w:r>
     </w:p>
     <w:p>
@@ -14134,25 +13982,16 @@
           <w:rFonts w:ascii="Times New Roman" w:hAnsi="Times New Roman" w:cs="Times New Roman"/>
           <w:sz w:val="28"/>
           <w:szCs w:val="28"/>
-          <w:lang w:val="en-US"/>
-        </w:rPr>
-        <w:t>Modbus</w:t>
-      </w:r>
-      <w:r>
-        <w:rPr>
-          <w:rFonts w:ascii="Times New Roman" w:hAnsi="Times New Roman" w:cs="Times New Roman"/>
-          <w:sz w:val="28"/>
-          <w:szCs w:val="28"/>
-        </w:rPr>
-        <w:t xml:space="preserve"> </w:t>
-      </w:r>
-      <w:r>
-        <w:rPr>
-          <w:rFonts w:ascii="Times New Roman" w:hAnsi="Times New Roman" w:cs="Times New Roman"/>
-          <w:sz w:val="28"/>
-          <w:szCs w:val="28"/>
-        </w:rPr>
-        <w:t>сканер: добавлены шаблоны для функций опроса.</w:t>
+        </w:rPr>
+        <w:t>Переведена подсказка в сервисном окне</w:t>
+      </w:r>
+      <w:r>
+        <w:rPr>
+          <w:rFonts w:ascii="Times New Roman" w:hAnsi="Times New Roman" w:cs="Times New Roman"/>
+          <w:sz w:val="28"/>
+          <w:szCs w:val="28"/>
+        </w:rPr>
+        <w:t>.</w:t>
       </w:r>
     </w:p>
     <w:p>
@@ -14174,9 +14013,70 @@
           <w:rFonts w:ascii="Times New Roman" w:hAnsi="Times New Roman" w:cs="Times New Roman"/>
           <w:sz w:val="28"/>
           <w:szCs w:val="28"/>
-        </w:rPr>
-        <w:t>Мелкие исправления и рефакторинг.</w:t>
-      </w:r>
+          <w:lang w:val="en-US"/>
+        </w:rPr>
+        <w:t>Modbus</w:t>
+      </w:r>
+      <w:r>
+        <w:rPr>
+          <w:rFonts w:ascii="Times New Roman" w:hAnsi="Times New Roman" w:cs="Times New Roman"/>
+          <w:sz w:val="28"/>
+          <w:szCs w:val="28"/>
+        </w:rPr>
+        <w:t xml:space="preserve">: </w:t>
+      </w:r>
+      <w:r>
+        <w:rPr>
+          <w:rFonts w:ascii="Times New Roman" w:hAnsi="Times New Roman" w:cs="Times New Roman"/>
+          <w:sz w:val="28"/>
+          <w:szCs w:val="28"/>
+        </w:rPr>
+        <w:t xml:space="preserve">смена </w:t>
+      </w:r>
+      <w:r>
+        <w:rPr>
+          <w:rFonts w:ascii="Times New Roman" w:hAnsi="Times New Roman" w:cs="Times New Roman"/>
+          <w:sz w:val="28"/>
+          <w:szCs w:val="28"/>
+        </w:rPr>
+        <w:t>формата числа в поле записи теперь обновляет сообщение об ошибке валидации.</w:t>
+      </w:r>
+    </w:p>
+    <w:p>
+      <w:pPr>
+        <w:rPr>
+          <w:rFonts w:ascii="Times New Roman" w:hAnsi="Times New Roman" w:cs="Times New Roman"/>
+          <w:sz w:val="28"/>
+          <w:szCs w:val="28"/>
+        </w:rPr>
+      </w:pPr>
+    </w:p>
+    <w:p>
+      <w:pPr>
+        <w:rPr>
+          <w:rFonts w:ascii="Times New Roman" w:hAnsi="Times New Roman" w:cs="Times New Roman"/>
+          <w:sz w:val="28"/>
+          <w:szCs w:val="28"/>
+        </w:rPr>
+      </w:pPr>
+    </w:p>
+    <w:p>
+      <w:pPr>
+        <w:rPr>
+          <w:rFonts w:ascii="Times New Roman" w:hAnsi="Times New Roman" w:cs="Times New Roman"/>
+          <w:sz w:val="28"/>
+          <w:szCs w:val="28"/>
+        </w:rPr>
+      </w:pPr>
+    </w:p>
+    <w:p>
+      <w:pPr>
+        <w:rPr>
+          <w:rFonts w:ascii="Times New Roman" w:hAnsi="Times New Roman" w:cs="Times New Roman"/>
+          <w:sz w:val="28"/>
+          <w:szCs w:val="28"/>
+        </w:rPr>
+      </w:pPr>
     </w:p>
     <w:p>
       <w:pPr>
@@ -14210,7 +14110,32 @@
           <w:sz w:val="32"/>
           <w:szCs w:val="32"/>
         </w:rPr>
-        <w:t>3.3.3</w:t>
+        <w:lastRenderedPageBreak/>
+        <w:t>3.</w:t>
+      </w:r>
+      <w:r>
+        <w:rPr>
+          <w:rFonts w:ascii="Times New Roman" w:hAnsi="Times New Roman" w:cs="Times New Roman"/>
+          <w:sz w:val="32"/>
+          <w:szCs w:val="32"/>
+        </w:rPr>
+        <w:t>5</w:t>
+      </w:r>
+      <w:r>
+        <w:rPr>
+          <w:rFonts w:ascii="Times New Roman" w:hAnsi="Times New Roman" w:cs="Times New Roman"/>
+          <w:sz w:val="32"/>
+          <w:szCs w:val="32"/>
+        </w:rPr>
+        <w:t>.</w:t>
+      </w:r>
+      <w:r>
+        <w:rPr>
+          <w:rFonts w:ascii="Times New Roman" w:hAnsi="Times New Roman" w:cs="Times New Roman"/>
+          <w:sz w:val="32"/>
+          <w:szCs w:val="32"/>
+        </w:rPr>
+        <w:t>1</w:t>
       </w:r>
     </w:p>
     <w:p>
@@ -14264,7 +14189,29 @@
           <w:sz w:val="28"/>
           <w:szCs w:val="28"/>
         </w:rPr>
-        <w:t>Теперь при работе с макросами используется только одно окно (рабочее поле или редактирование). Неиспользуемое окно скрывается.</w:t>
+        <w:t>Добавлена поддержка Корейского и Португальского языков.</w:t>
+      </w:r>
+    </w:p>
+    <w:p>
+      <w:pPr>
+        <w:spacing w:line="360" w:lineRule="auto"/>
+        <w:rPr>
+          <w:rFonts w:ascii="Times New Roman" w:hAnsi="Times New Roman" w:cs="Times New Roman"/>
+          <w:b/>
+          <w:bCs/>
+          <w:sz w:val="28"/>
+          <w:szCs w:val="28"/>
+        </w:rPr>
+      </w:pPr>
+      <w:r>
+        <w:rPr>
+          <w:rFonts w:ascii="Times New Roman" w:hAnsi="Times New Roman" w:cs="Times New Roman"/>
+          <w:b/>
+          <w:bCs/>
+          <w:sz w:val="28"/>
+          <w:szCs w:val="28"/>
+        </w:rPr>
+        <w:t>Исправление ошибок:</w:t>
       </w:r>
     </w:p>
     <w:p>
@@ -14287,92 +14234,23 @@
           <w:sz w:val="28"/>
           <w:szCs w:val="28"/>
         </w:rPr>
-        <w:t xml:space="preserve">Рефакторинг </w:t>
-      </w:r>
-      <w:r>
-        <w:rPr>
-          <w:rFonts w:ascii="Times New Roman" w:hAnsi="Times New Roman" w:cs="Times New Roman"/>
-          <w:sz w:val="28"/>
-          <w:szCs w:val="28"/>
-          <w:lang w:val="en-US"/>
-        </w:rPr>
-        <w:t xml:space="preserve">Unit </w:t>
-      </w:r>
-      <w:r>
-        <w:rPr>
-          <w:rFonts w:ascii="Times New Roman" w:hAnsi="Times New Roman" w:cs="Times New Roman"/>
-          <w:sz w:val="28"/>
-          <w:szCs w:val="28"/>
-        </w:rPr>
-        <w:t>тестов.</w:t>
-      </w:r>
-    </w:p>
-    <w:p>
-      <w:pPr>
-        <w:spacing w:line="360" w:lineRule="auto"/>
-        <w:rPr>
-          <w:rFonts w:ascii="Times New Roman" w:hAnsi="Times New Roman" w:cs="Times New Roman"/>
-          <w:sz w:val="28"/>
-          <w:szCs w:val="28"/>
-        </w:rPr>
-      </w:pPr>
-    </w:p>
-    <w:p>
-      <w:pPr>
-        <w:spacing w:line="360" w:lineRule="auto"/>
-        <w:rPr>
-          <w:rFonts w:ascii="Times New Roman" w:hAnsi="Times New Roman" w:cs="Times New Roman"/>
-          <w:sz w:val="28"/>
-          <w:szCs w:val="28"/>
-        </w:rPr>
-      </w:pPr>
-    </w:p>
-    <w:p>
-      <w:pPr>
-        <w:rPr>
-          <w:rFonts w:ascii="Times New Roman" w:hAnsi="Times New Roman" w:cs="Times New Roman"/>
-          <w:sz w:val="32"/>
-          <w:szCs w:val="32"/>
-        </w:rPr>
-      </w:pPr>
-      <w:r>
-        <w:rPr>
-          <w:rFonts w:ascii="Times New Roman" w:hAnsi="Times New Roman" w:cs="Times New Roman"/>
-          <w:sz w:val="32"/>
-          <w:szCs w:val="32"/>
-        </w:rPr>
-        <w:t>3.3.2</w:t>
-      </w:r>
-    </w:p>
-    <w:p>
-      <w:pPr>
-        <w:rPr>
-          <w:rFonts w:ascii="Times New Roman" w:hAnsi="Times New Roman" w:cs="Times New Roman"/>
-          <w:b/>
-          <w:bCs/>
-          <w:sz w:val="28"/>
-          <w:szCs w:val="28"/>
-        </w:rPr>
-      </w:pPr>
-      <w:r>
-        <w:rPr>
-          <w:rFonts w:ascii="Times New Roman" w:hAnsi="Times New Roman" w:cs="Times New Roman"/>
-          <w:b/>
-          <w:bCs/>
-          <w:sz w:val="28"/>
-          <w:szCs w:val="28"/>
-        </w:rPr>
-        <w:br/>
-      </w:r>
-      <w:r>
-        <w:rPr>
-          <w:rFonts w:ascii="Times New Roman" w:hAnsi="Times New Roman" w:cs="Times New Roman"/>
-          <w:b/>
-          <w:bCs/>
-          <w:sz w:val="28"/>
-          <w:szCs w:val="28"/>
-        </w:rPr>
-        <w:t>Новый функционал:</w:t>
+        <w:t>При записи нескольких флагов (</w:t>
+      </w:r>
+      <w:r>
+        <w:rPr>
+          <w:rFonts w:ascii="Times New Roman" w:hAnsi="Times New Roman" w:cs="Times New Roman"/>
+          <w:sz w:val="28"/>
+          <w:szCs w:val="28"/>
+        </w:rPr>
+        <w:t xml:space="preserve">функция </w:t>
+      </w:r>
+      <w:r>
+        <w:rPr>
+          <w:rFonts w:ascii="Times New Roman" w:hAnsi="Times New Roman" w:cs="Times New Roman"/>
+          <w:sz w:val="28"/>
+          <w:szCs w:val="28"/>
+        </w:rPr>
+        <w:t>0x0F) терялся последний байт данных, если он был равен 0.</w:t>
       </w:r>
     </w:p>
     <w:p>
@@ -14394,8 +14272,41 @@
           <w:rFonts w:ascii="Times New Roman" w:hAnsi="Times New Roman" w:cs="Times New Roman"/>
           <w:sz w:val="28"/>
           <w:szCs w:val="28"/>
+        </w:rPr>
+        <w:t xml:space="preserve">Исправлено некорректное отображение </w:t>
+      </w:r>
+      <w:r>
+        <w:rPr>
+          <w:rFonts w:ascii="Times New Roman" w:hAnsi="Times New Roman" w:cs="Times New Roman"/>
+          <w:sz w:val="28"/>
+          <w:szCs w:val="28"/>
           <w:lang w:val="en-US"/>
         </w:rPr>
+        <w:t>float</w:t>
+      </w:r>
+      <w:r>
+        <w:rPr>
+          <w:rFonts w:ascii="Times New Roman" w:hAnsi="Times New Roman" w:cs="Times New Roman"/>
+          <w:sz w:val="28"/>
+          <w:szCs w:val="28"/>
+        </w:rPr>
+        <w:t xml:space="preserve"> чисел </w:t>
+      </w:r>
+      <w:r>
+        <w:rPr>
+          <w:rFonts w:ascii="Times New Roman" w:hAnsi="Times New Roman" w:cs="Times New Roman"/>
+          <w:sz w:val="28"/>
+          <w:szCs w:val="28"/>
+        </w:rPr>
+        <w:t xml:space="preserve">в режиме </w:t>
+      </w:r>
+      <w:r>
+        <w:rPr>
+          <w:rFonts w:ascii="Times New Roman" w:hAnsi="Times New Roman" w:cs="Times New Roman"/>
+          <w:sz w:val="28"/>
+          <w:szCs w:val="28"/>
+          <w:lang w:val="en-US"/>
+        </w:rPr>
         <w:t>Modbus</w:t>
       </w:r>
       <w:r>
@@ -14404,7 +14315,169 @@
           <w:sz w:val="28"/>
           <w:szCs w:val="28"/>
         </w:rPr>
-        <w:t>: теперь если сработал таймаут, то выводится содержимое запроса.</w:t>
+        <w:t xml:space="preserve"> мониторинга.</w:t>
+      </w:r>
+    </w:p>
+    <w:p>
+      <w:pPr>
+        <w:rPr>
+          <w:rFonts w:ascii="Times New Roman" w:hAnsi="Times New Roman" w:cs="Times New Roman"/>
+          <w:sz w:val="28"/>
+          <w:szCs w:val="28"/>
+        </w:rPr>
+      </w:pPr>
+    </w:p>
+    <w:p>
+      <w:pPr>
+        <w:rPr>
+          <w:rFonts w:ascii="Times New Roman" w:hAnsi="Times New Roman" w:cs="Times New Roman"/>
+          <w:sz w:val="28"/>
+          <w:szCs w:val="28"/>
+        </w:rPr>
+      </w:pPr>
+    </w:p>
+    <w:p>
+      <w:pPr>
+        <w:rPr>
+          <w:rFonts w:ascii="Times New Roman" w:hAnsi="Times New Roman" w:cs="Times New Roman"/>
+          <w:sz w:val="32"/>
+          <w:szCs w:val="32"/>
+        </w:rPr>
+      </w:pPr>
+      <w:r>
+        <w:rPr>
+          <w:rFonts w:ascii="Times New Roman" w:hAnsi="Times New Roman" w:cs="Times New Roman"/>
+          <w:sz w:val="32"/>
+          <w:szCs w:val="32"/>
+        </w:rPr>
+        <w:t>3.5.0</w:t>
+      </w:r>
+    </w:p>
+    <w:p>
+      <w:pPr>
+        <w:rPr>
+          <w:rFonts w:ascii="Times New Roman" w:hAnsi="Times New Roman" w:cs="Times New Roman"/>
+          <w:b/>
+          <w:bCs/>
+          <w:sz w:val="28"/>
+          <w:szCs w:val="28"/>
+        </w:rPr>
+      </w:pPr>
+      <w:r>
+        <w:rPr>
+          <w:rFonts w:ascii="Times New Roman" w:hAnsi="Times New Roman" w:cs="Times New Roman"/>
+          <w:b/>
+          <w:bCs/>
+          <w:sz w:val="28"/>
+          <w:szCs w:val="28"/>
+        </w:rPr>
+        <w:br/>
+      </w:r>
+      <w:r>
+        <w:rPr>
+          <w:rFonts w:ascii="Times New Roman" w:hAnsi="Times New Roman" w:cs="Times New Roman"/>
+          <w:b/>
+          <w:bCs/>
+          <w:sz w:val="28"/>
+          <w:szCs w:val="28"/>
+        </w:rPr>
+        <w:t>Новый функционал:</w:t>
+      </w:r>
+    </w:p>
+    <w:p>
+      <w:pPr>
+        <w:pStyle w:val="aa"/>
+        <w:numPr>
+          <w:ilvl w:val="0"/>
+          <w:numId w:val="4"/>
+        </w:numPr>
+        <w:rPr>
+          <w:rFonts w:ascii="Times New Roman" w:hAnsi="Times New Roman" w:cs="Times New Roman"/>
+          <w:sz w:val="28"/>
+          <w:szCs w:val="28"/>
+        </w:rPr>
+      </w:pPr>
+      <w:r>
+        <w:rPr>
+          <w:rFonts w:ascii="Times New Roman" w:hAnsi="Times New Roman" w:cs="Times New Roman"/>
+          <w:sz w:val="28"/>
+          <w:szCs w:val="28"/>
+        </w:rPr>
+        <w:t>Добавлена п</w:t>
+      </w:r>
+      <w:r>
+        <w:rPr>
+          <w:rFonts w:ascii="Times New Roman" w:hAnsi="Times New Roman" w:cs="Times New Roman"/>
+          <w:sz w:val="28"/>
+          <w:szCs w:val="28"/>
+        </w:rPr>
+        <w:t>оддержка нескольких языков интерфейса: Русский, Английский, Хинди, Китайский (упрощенный), Немецкий, Испанский, Французский.</w:t>
+      </w:r>
+    </w:p>
+    <w:p>
+      <w:pPr>
+        <w:rPr>
+          <w:rFonts w:ascii="Times New Roman" w:hAnsi="Times New Roman" w:cs="Times New Roman"/>
+          <w:sz w:val="28"/>
+          <w:szCs w:val="28"/>
+        </w:rPr>
+      </w:pPr>
+    </w:p>
+    <w:p>
+      <w:pPr>
+        <w:rPr>
+          <w:rFonts w:ascii="Times New Roman" w:hAnsi="Times New Roman" w:cs="Times New Roman"/>
+          <w:sz w:val="28"/>
+          <w:szCs w:val="28"/>
+        </w:rPr>
+      </w:pPr>
+    </w:p>
+    <w:p>
+      <w:pPr>
+        <w:rPr>
+          <w:rFonts w:ascii="Times New Roman" w:hAnsi="Times New Roman" w:cs="Times New Roman"/>
+          <w:sz w:val="32"/>
+          <w:szCs w:val="32"/>
+        </w:rPr>
+      </w:pPr>
+      <w:r>
+        <w:rPr>
+          <w:rFonts w:ascii="Times New Roman" w:hAnsi="Times New Roman" w:cs="Times New Roman"/>
+          <w:sz w:val="32"/>
+          <w:szCs w:val="32"/>
+        </w:rPr>
+        <w:t>3.4.0</w:t>
+      </w:r>
+    </w:p>
+    <w:p>
+      <w:pPr>
+        <w:rPr>
+          <w:rFonts w:ascii="Times New Roman" w:hAnsi="Times New Roman" w:cs="Times New Roman"/>
+          <w:b/>
+          <w:bCs/>
+          <w:sz w:val="28"/>
+          <w:szCs w:val="28"/>
+        </w:rPr>
+      </w:pPr>
+      <w:r>
+        <w:rPr>
+          <w:rFonts w:ascii="Times New Roman" w:hAnsi="Times New Roman" w:cs="Times New Roman"/>
+          <w:b/>
+          <w:bCs/>
+          <w:sz w:val="28"/>
+          <w:szCs w:val="28"/>
+        </w:rPr>
+        <w:br/>
+      </w:r>
+      <w:r>
+        <w:rPr>
+          <w:rFonts w:ascii="Times New Roman" w:hAnsi="Times New Roman" w:cs="Times New Roman"/>
+          <w:b/>
+          <w:bCs/>
+          <w:sz w:val="28"/>
+          <w:szCs w:val="28"/>
+        </w:rPr>
+        <w:t>Новый функционал:</w:t>
       </w:r>
     </w:p>
     <w:p>
@@ -14426,30 +14499,25 @@
           <w:rFonts w:ascii="Times New Roman" w:hAnsi="Times New Roman" w:cs="Times New Roman"/>
           <w:sz w:val="28"/>
           <w:szCs w:val="28"/>
-        </w:rPr>
-        <w:t>Расширен функционал окна "О приложении".</w:t>
-      </w:r>
-    </w:p>
-    <w:p>
-      <w:pPr>
-        <w:spacing w:line="360" w:lineRule="auto"/>
-        <w:rPr>
-          <w:rFonts w:ascii="Times New Roman" w:hAnsi="Times New Roman" w:cs="Times New Roman"/>
-          <w:b/>
-          <w:bCs/>
-          <w:sz w:val="28"/>
-          <w:szCs w:val="28"/>
-        </w:rPr>
-      </w:pPr>
-      <w:r>
-        <w:rPr>
-          <w:rFonts w:ascii="Times New Roman" w:hAnsi="Times New Roman" w:cs="Times New Roman"/>
-          <w:b/>
-          <w:bCs/>
-          <w:sz w:val="28"/>
-          <w:szCs w:val="28"/>
-        </w:rPr>
-        <w:t>Исправление ошибок:</w:t>
+          <w:lang w:val="en-US"/>
+        </w:rPr>
+        <w:t xml:space="preserve">Modbus: </w:t>
+      </w:r>
+      <w:r>
+        <w:rPr>
+          <w:rFonts w:ascii="Times New Roman" w:hAnsi="Times New Roman" w:cs="Times New Roman"/>
+          <w:sz w:val="28"/>
+          <w:szCs w:val="28"/>
+        </w:rPr>
+        <w:t>д</w:t>
+      </w:r>
+      <w:r>
+        <w:rPr>
+          <w:rFonts w:ascii="Times New Roman" w:hAnsi="Times New Roman" w:cs="Times New Roman"/>
+          <w:sz w:val="28"/>
+          <w:szCs w:val="28"/>
+        </w:rPr>
+        <w:t>обавлен режим мониторинга.</w:t>
       </w:r>
     </w:p>
     <w:p>
@@ -14471,22 +14539,6 @@
           <w:rFonts w:ascii="Times New Roman" w:hAnsi="Times New Roman" w:cs="Times New Roman"/>
           <w:sz w:val="28"/>
           <w:szCs w:val="28"/>
-        </w:rPr>
-        <w:t>Р</w:t>
-      </w:r>
-      <w:r>
-        <w:rPr>
-          <w:rFonts w:ascii="Times New Roman" w:hAnsi="Times New Roman" w:cs="Times New Roman"/>
-          <w:sz w:val="28"/>
-          <w:szCs w:val="28"/>
-        </w:rPr>
-        <w:t xml:space="preserve">едкое зависание при записи/чтении </w:t>
-      </w:r>
-      <w:r>
-        <w:rPr>
-          <w:rFonts w:ascii="Times New Roman" w:hAnsi="Times New Roman" w:cs="Times New Roman"/>
-          <w:sz w:val="28"/>
-          <w:szCs w:val="28"/>
           <w:lang w:val="en-US"/>
         </w:rPr>
         <w:t>Modbus</w:t>
@@ -14497,7 +14549,15 @@
           <w:sz w:val="28"/>
           <w:szCs w:val="28"/>
         </w:rPr>
-        <w:t>.</w:t>
+        <w:t xml:space="preserve"> </w:t>
+      </w:r>
+      <w:r>
+        <w:rPr>
+          <w:rFonts w:ascii="Times New Roman" w:hAnsi="Times New Roman" w:cs="Times New Roman"/>
+          <w:sz w:val="28"/>
+          <w:szCs w:val="28"/>
+        </w:rPr>
+        <w:t>сканер: добавлены шаблоны для функций опроса.</w:t>
       </w:r>
     </w:p>
     <w:p>
@@ -14520,15 +14580,101 @@
           <w:sz w:val="28"/>
           <w:szCs w:val="28"/>
         </w:rPr>
-        <w:t>П</w:t>
-      </w:r>
-      <w:r>
-        <w:rPr>
-          <w:rFonts w:ascii="Times New Roman" w:hAnsi="Times New Roman" w:cs="Times New Roman"/>
-          <w:sz w:val="28"/>
-          <w:szCs w:val="28"/>
-        </w:rPr>
-        <w:t>родолжение работы цикличного опроса в случае появления ошибки.</w:t>
+        <w:t>Мелкие исправления и рефакторинг.</w:t>
+      </w:r>
+    </w:p>
+    <w:p>
+      <w:pPr>
+        <w:rPr>
+          <w:rFonts w:ascii="Times New Roman" w:hAnsi="Times New Roman" w:cs="Times New Roman"/>
+          <w:sz w:val="28"/>
+          <w:szCs w:val="28"/>
+        </w:rPr>
+      </w:pPr>
+    </w:p>
+    <w:p>
+      <w:pPr>
+        <w:rPr>
+          <w:rFonts w:ascii="Times New Roman" w:hAnsi="Times New Roman" w:cs="Times New Roman"/>
+          <w:sz w:val="28"/>
+          <w:szCs w:val="28"/>
+        </w:rPr>
+      </w:pPr>
+    </w:p>
+    <w:p>
+      <w:pPr>
+        <w:rPr>
+          <w:rFonts w:ascii="Times New Roman" w:hAnsi="Times New Roman" w:cs="Times New Roman"/>
+          <w:sz w:val="28"/>
+          <w:szCs w:val="28"/>
+        </w:rPr>
+      </w:pPr>
+    </w:p>
+    <w:p>
+      <w:pPr>
+        <w:rPr>
+          <w:rFonts w:ascii="Times New Roman" w:hAnsi="Times New Roman" w:cs="Times New Roman"/>
+          <w:sz w:val="28"/>
+          <w:szCs w:val="28"/>
+        </w:rPr>
+      </w:pPr>
+    </w:p>
+    <w:p>
+      <w:pPr>
+        <w:rPr>
+          <w:rFonts w:ascii="Times New Roman" w:hAnsi="Times New Roman" w:cs="Times New Roman"/>
+          <w:sz w:val="28"/>
+          <w:szCs w:val="28"/>
+        </w:rPr>
+      </w:pPr>
+    </w:p>
+    <w:p>
+      <w:pPr>
+        <w:rPr>
+          <w:rFonts w:ascii="Times New Roman" w:hAnsi="Times New Roman" w:cs="Times New Roman"/>
+          <w:sz w:val="32"/>
+          <w:szCs w:val="32"/>
+        </w:rPr>
+      </w:pPr>
+      <w:r>
+        <w:rPr>
+          <w:rFonts w:ascii="Times New Roman" w:hAnsi="Times New Roman" w:cs="Times New Roman"/>
+          <w:sz w:val="32"/>
+          <w:szCs w:val="32"/>
+        </w:rPr>
+        <w:lastRenderedPageBreak/>
+        <w:t>3.3.3</w:t>
+      </w:r>
+    </w:p>
+    <w:p>
+      <w:pPr>
+        <w:rPr>
+          <w:rFonts w:ascii="Times New Roman" w:hAnsi="Times New Roman" w:cs="Times New Roman"/>
+          <w:b/>
+          <w:bCs/>
+          <w:sz w:val="28"/>
+          <w:szCs w:val="28"/>
+        </w:rPr>
+      </w:pPr>
+      <w:r>
+        <w:rPr>
+          <w:rFonts w:ascii="Times New Roman" w:hAnsi="Times New Roman" w:cs="Times New Roman"/>
+          <w:b/>
+          <w:bCs/>
+          <w:sz w:val="28"/>
+          <w:szCs w:val="28"/>
+        </w:rPr>
+        <w:br/>
+      </w:r>
+      <w:r>
+        <w:rPr>
+          <w:rFonts w:ascii="Times New Roman" w:hAnsi="Times New Roman" w:cs="Times New Roman"/>
+          <w:b/>
+          <w:bCs/>
+          <w:sz w:val="28"/>
+          <w:szCs w:val="28"/>
+        </w:rPr>
+        <w:t>Новый функционал:</w:t>
       </w:r>
     </w:p>
     <w:p>
@@ -14551,32 +14697,7 @@
           <w:sz w:val="28"/>
           <w:szCs w:val="28"/>
         </w:rPr>
-        <w:t>Н</w:t>
-      </w:r>
-      <w:r>
-        <w:rPr>
-          <w:rFonts w:ascii="Times New Roman" w:hAnsi="Times New Roman" w:cs="Times New Roman"/>
-          <w:sz w:val="28"/>
-          <w:szCs w:val="28"/>
-        </w:rPr>
-        <w:t xml:space="preserve">еправильное отображение количества записанных регистров </w:t>
-      </w:r>
-      <w:r>
-        <w:rPr>
-          <w:rFonts w:ascii="Times New Roman" w:hAnsi="Times New Roman" w:cs="Times New Roman"/>
-          <w:sz w:val="28"/>
-          <w:szCs w:val="28"/>
-          <w:lang w:val="en-US"/>
-        </w:rPr>
-        <w:t>Modbus</w:t>
-      </w:r>
-      <w:r>
-        <w:rPr>
-          <w:rFonts w:ascii="Times New Roman" w:hAnsi="Times New Roman" w:cs="Times New Roman"/>
-          <w:sz w:val="28"/>
-          <w:szCs w:val="28"/>
-        </w:rPr>
-        <w:t xml:space="preserve"> после отправки команды макроса.</w:t>
+        <w:t>Теперь при работе с макросами используется только одно окно (рабочее поле или редактирование). Неиспользуемое окно скрывается.</w:t>
       </w:r>
     </w:p>
     <w:p>
@@ -14599,15 +14720,7 @@
           <w:sz w:val="28"/>
           <w:szCs w:val="28"/>
         </w:rPr>
-        <w:t>П</w:t>
-      </w:r>
-      <w:r>
-        <w:rPr>
-          <w:rFonts w:ascii="Times New Roman" w:hAnsi="Times New Roman" w:cs="Times New Roman"/>
-          <w:sz w:val="28"/>
-          <w:szCs w:val="28"/>
-        </w:rPr>
-        <w:t xml:space="preserve">ри отправке отдельных команд макроса не учитывается единый </w:t>
+        <w:t xml:space="preserve">Рефакторинг </w:t>
       </w:r>
       <w:r>
         <w:rPr>
@@ -14616,15 +14729,83 @@
           <w:szCs w:val="28"/>
           <w:lang w:val="en-US"/>
         </w:rPr>
-        <w:t>Slave</w:t>
-      </w:r>
-      <w:r>
-        <w:rPr>
-          <w:rFonts w:ascii="Times New Roman" w:hAnsi="Times New Roman" w:cs="Times New Roman"/>
-          <w:sz w:val="28"/>
-          <w:szCs w:val="28"/>
-        </w:rPr>
-        <w:t xml:space="preserve"> ID.</w:t>
+        <w:t xml:space="preserve">Unit </w:t>
+      </w:r>
+      <w:r>
+        <w:rPr>
+          <w:rFonts w:ascii="Times New Roman" w:hAnsi="Times New Roman" w:cs="Times New Roman"/>
+          <w:sz w:val="28"/>
+          <w:szCs w:val="28"/>
+        </w:rPr>
+        <w:t>тестов.</w:t>
+      </w:r>
+    </w:p>
+    <w:p>
+      <w:pPr>
+        <w:spacing w:line="360" w:lineRule="auto"/>
+        <w:rPr>
+          <w:rFonts w:ascii="Times New Roman" w:hAnsi="Times New Roman" w:cs="Times New Roman"/>
+          <w:sz w:val="28"/>
+          <w:szCs w:val="28"/>
+        </w:rPr>
+      </w:pPr>
+    </w:p>
+    <w:p>
+      <w:pPr>
+        <w:spacing w:line="360" w:lineRule="auto"/>
+        <w:rPr>
+          <w:rFonts w:ascii="Times New Roman" w:hAnsi="Times New Roman" w:cs="Times New Roman"/>
+          <w:sz w:val="28"/>
+          <w:szCs w:val="28"/>
+        </w:rPr>
+      </w:pPr>
+    </w:p>
+    <w:p>
+      <w:pPr>
+        <w:rPr>
+          <w:rFonts w:ascii="Times New Roman" w:hAnsi="Times New Roman" w:cs="Times New Roman"/>
+          <w:sz w:val="32"/>
+          <w:szCs w:val="32"/>
+        </w:rPr>
+      </w:pPr>
+      <w:r>
+        <w:rPr>
+          <w:rFonts w:ascii="Times New Roman" w:hAnsi="Times New Roman" w:cs="Times New Roman"/>
+          <w:sz w:val="32"/>
+          <w:szCs w:val="32"/>
+        </w:rPr>
+        <w:t>3.3.2</w:t>
+      </w:r>
+    </w:p>
+    <w:p>
+      <w:pPr>
+        <w:rPr>
+          <w:rFonts w:ascii="Times New Roman" w:hAnsi="Times New Roman" w:cs="Times New Roman"/>
+          <w:b/>
+          <w:bCs/>
+          <w:sz w:val="28"/>
+          <w:szCs w:val="28"/>
+        </w:rPr>
+      </w:pPr>
+      <w:r>
+        <w:rPr>
+          <w:rFonts w:ascii="Times New Roman" w:hAnsi="Times New Roman" w:cs="Times New Roman"/>
+          <w:b/>
+          <w:bCs/>
+          <w:sz w:val="28"/>
+          <w:szCs w:val="28"/>
+        </w:rPr>
+        <w:br/>
+      </w:r>
+      <w:r>
+        <w:rPr>
+          <w:rFonts w:ascii="Times New Roman" w:hAnsi="Times New Roman" w:cs="Times New Roman"/>
+          <w:b/>
+          <w:bCs/>
+          <w:sz w:val="28"/>
+          <w:szCs w:val="28"/>
+        </w:rPr>
+        <w:t>Новый функционал:</w:t>
       </w:r>
     </w:p>
     <w:p>
@@ -14646,6 +14827,131 @@
           <w:rFonts w:ascii="Times New Roman" w:hAnsi="Times New Roman" w:cs="Times New Roman"/>
           <w:sz w:val="28"/>
           <w:szCs w:val="28"/>
+          <w:lang w:val="en-US"/>
+        </w:rPr>
+        <w:t>Modbus</w:t>
+      </w:r>
+      <w:r>
+        <w:rPr>
+          <w:rFonts w:ascii="Times New Roman" w:hAnsi="Times New Roman" w:cs="Times New Roman"/>
+          <w:sz w:val="28"/>
+          <w:szCs w:val="28"/>
+        </w:rPr>
+        <w:t>: теперь если сработал таймаут, то выводится содержимое запроса.</w:t>
+      </w:r>
+    </w:p>
+    <w:p>
+      <w:pPr>
+        <w:pStyle w:val="aa"/>
+        <w:numPr>
+          <w:ilvl w:val="0"/>
+          <w:numId w:val="11"/>
+        </w:numPr>
+        <w:spacing w:line="360" w:lineRule="auto"/>
+        <w:rPr>
+          <w:rFonts w:ascii="Times New Roman" w:hAnsi="Times New Roman" w:cs="Times New Roman"/>
+          <w:sz w:val="28"/>
+          <w:szCs w:val="28"/>
+        </w:rPr>
+      </w:pPr>
+      <w:r>
+        <w:rPr>
+          <w:rFonts w:ascii="Times New Roman" w:hAnsi="Times New Roman" w:cs="Times New Roman"/>
+          <w:sz w:val="28"/>
+          <w:szCs w:val="28"/>
+        </w:rPr>
+        <w:t>Расширен функционал окна "О приложении".</w:t>
+      </w:r>
+    </w:p>
+    <w:p>
+      <w:pPr>
+        <w:spacing w:line="360" w:lineRule="auto"/>
+        <w:rPr>
+          <w:rFonts w:ascii="Times New Roman" w:hAnsi="Times New Roman" w:cs="Times New Roman"/>
+          <w:b/>
+          <w:bCs/>
+          <w:sz w:val="28"/>
+          <w:szCs w:val="28"/>
+        </w:rPr>
+      </w:pPr>
+      <w:r>
+        <w:rPr>
+          <w:rFonts w:ascii="Times New Roman" w:hAnsi="Times New Roman" w:cs="Times New Roman"/>
+          <w:b/>
+          <w:bCs/>
+          <w:sz w:val="28"/>
+          <w:szCs w:val="28"/>
+        </w:rPr>
+        <w:t>Исправление ошибок:</w:t>
+      </w:r>
+    </w:p>
+    <w:p>
+      <w:pPr>
+        <w:pStyle w:val="aa"/>
+        <w:numPr>
+          <w:ilvl w:val="0"/>
+          <w:numId w:val="11"/>
+        </w:numPr>
+        <w:spacing w:line="360" w:lineRule="auto"/>
+        <w:rPr>
+          <w:rFonts w:ascii="Times New Roman" w:hAnsi="Times New Roman" w:cs="Times New Roman"/>
+          <w:sz w:val="28"/>
+          <w:szCs w:val="28"/>
+        </w:rPr>
+      </w:pPr>
+      <w:r>
+        <w:rPr>
+          <w:rFonts w:ascii="Times New Roman" w:hAnsi="Times New Roman" w:cs="Times New Roman"/>
+          <w:sz w:val="28"/>
+          <w:szCs w:val="28"/>
+        </w:rPr>
+        <w:t>Р</w:t>
+      </w:r>
+      <w:r>
+        <w:rPr>
+          <w:rFonts w:ascii="Times New Roman" w:hAnsi="Times New Roman" w:cs="Times New Roman"/>
+          <w:sz w:val="28"/>
+          <w:szCs w:val="28"/>
+        </w:rPr>
+        <w:t xml:space="preserve">едкое зависание при записи/чтении </w:t>
+      </w:r>
+      <w:r>
+        <w:rPr>
+          <w:rFonts w:ascii="Times New Roman" w:hAnsi="Times New Roman" w:cs="Times New Roman"/>
+          <w:sz w:val="28"/>
+          <w:szCs w:val="28"/>
+          <w:lang w:val="en-US"/>
+        </w:rPr>
+        <w:t>Modbus</w:t>
+      </w:r>
+      <w:r>
+        <w:rPr>
+          <w:rFonts w:ascii="Times New Roman" w:hAnsi="Times New Roman" w:cs="Times New Roman"/>
+          <w:sz w:val="28"/>
+          <w:szCs w:val="28"/>
+        </w:rPr>
+        <w:t>.</w:t>
+      </w:r>
+    </w:p>
+    <w:p>
+      <w:pPr>
+        <w:pStyle w:val="aa"/>
+        <w:numPr>
+          <w:ilvl w:val="0"/>
+          <w:numId w:val="11"/>
+        </w:numPr>
+        <w:spacing w:line="360" w:lineRule="auto"/>
+        <w:rPr>
+          <w:rFonts w:ascii="Times New Roman" w:hAnsi="Times New Roman" w:cs="Times New Roman"/>
+          <w:sz w:val="28"/>
+          <w:szCs w:val="28"/>
+        </w:rPr>
+      </w:pPr>
+      <w:r>
+        <w:rPr>
+          <w:rFonts w:ascii="Times New Roman" w:hAnsi="Times New Roman" w:cs="Times New Roman"/>
+          <w:sz w:val="28"/>
+          <w:szCs w:val="28"/>
         </w:rPr>
         <w:t>П</w:t>
       </w:r>
@@ -14655,6 +14961,133 @@
           <w:sz w:val="28"/>
           <w:szCs w:val="28"/>
         </w:rPr>
+        <w:t>родолжение работы цикличного опроса в случае появления ошибки.</w:t>
+      </w:r>
+    </w:p>
+    <w:p>
+      <w:pPr>
+        <w:pStyle w:val="aa"/>
+        <w:numPr>
+          <w:ilvl w:val="0"/>
+          <w:numId w:val="11"/>
+        </w:numPr>
+        <w:spacing w:line="360" w:lineRule="auto"/>
+        <w:rPr>
+          <w:rFonts w:ascii="Times New Roman" w:hAnsi="Times New Roman" w:cs="Times New Roman"/>
+          <w:sz w:val="28"/>
+          <w:szCs w:val="28"/>
+        </w:rPr>
+      </w:pPr>
+      <w:r>
+        <w:rPr>
+          <w:rFonts w:ascii="Times New Roman" w:hAnsi="Times New Roman" w:cs="Times New Roman"/>
+          <w:sz w:val="28"/>
+          <w:szCs w:val="28"/>
+        </w:rPr>
+        <w:t>Н</w:t>
+      </w:r>
+      <w:r>
+        <w:rPr>
+          <w:rFonts w:ascii="Times New Roman" w:hAnsi="Times New Roman" w:cs="Times New Roman"/>
+          <w:sz w:val="28"/>
+          <w:szCs w:val="28"/>
+        </w:rPr>
+        <w:t xml:space="preserve">еправильное отображение количества записанных регистров </w:t>
+      </w:r>
+      <w:r>
+        <w:rPr>
+          <w:rFonts w:ascii="Times New Roman" w:hAnsi="Times New Roman" w:cs="Times New Roman"/>
+          <w:sz w:val="28"/>
+          <w:szCs w:val="28"/>
+          <w:lang w:val="en-US"/>
+        </w:rPr>
+        <w:t>Modbus</w:t>
+      </w:r>
+      <w:r>
+        <w:rPr>
+          <w:rFonts w:ascii="Times New Roman" w:hAnsi="Times New Roman" w:cs="Times New Roman"/>
+          <w:sz w:val="28"/>
+          <w:szCs w:val="28"/>
+        </w:rPr>
+        <w:t xml:space="preserve"> после отправки команды макроса.</w:t>
+      </w:r>
+    </w:p>
+    <w:p>
+      <w:pPr>
+        <w:pStyle w:val="aa"/>
+        <w:numPr>
+          <w:ilvl w:val="0"/>
+          <w:numId w:val="11"/>
+        </w:numPr>
+        <w:spacing w:line="360" w:lineRule="auto"/>
+        <w:rPr>
+          <w:rFonts w:ascii="Times New Roman" w:hAnsi="Times New Roman" w:cs="Times New Roman"/>
+          <w:sz w:val="28"/>
+          <w:szCs w:val="28"/>
+        </w:rPr>
+      </w:pPr>
+      <w:r>
+        <w:rPr>
+          <w:rFonts w:ascii="Times New Roman" w:hAnsi="Times New Roman" w:cs="Times New Roman"/>
+          <w:sz w:val="28"/>
+          <w:szCs w:val="28"/>
+        </w:rPr>
+        <w:t>П</w:t>
+      </w:r>
+      <w:r>
+        <w:rPr>
+          <w:rFonts w:ascii="Times New Roman" w:hAnsi="Times New Roman" w:cs="Times New Roman"/>
+          <w:sz w:val="28"/>
+          <w:szCs w:val="28"/>
+        </w:rPr>
+        <w:t xml:space="preserve">ри отправке отдельных команд макроса не учитывается единый </w:t>
+      </w:r>
+      <w:r>
+        <w:rPr>
+          <w:rFonts w:ascii="Times New Roman" w:hAnsi="Times New Roman" w:cs="Times New Roman"/>
+          <w:sz w:val="28"/>
+          <w:szCs w:val="28"/>
+          <w:lang w:val="en-US"/>
+        </w:rPr>
+        <w:t>Slave</w:t>
+      </w:r>
+      <w:r>
+        <w:rPr>
+          <w:rFonts w:ascii="Times New Roman" w:hAnsi="Times New Roman" w:cs="Times New Roman"/>
+          <w:sz w:val="28"/>
+          <w:szCs w:val="28"/>
+        </w:rPr>
+        <w:t xml:space="preserve"> ID.</w:t>
+      </w:r>
+    </w:p>
+    <w:p>
+      <w:pPr>
+        <w:pStyle w:val="aa"/>
+        <w:numPr>
+          <w:ilvl w:val="0"/>
+          <w:numId w:val="11"/>
+        </w:numPr>
+        <w:spacing w:line="360" w:lineRule="auto"/>
+        <w:rPr>
+          <w:rFonts w:ascii="Times New Roman" w:hAnsi="Times New Roman" w:cs="Times New Roman"/>
+          <w:sz w:val="28"/>
+          <w:szCs w:val="28"/>
+        </w:rPr>
+      </w:pPr>
+      <w:r>
+        <w:rPr>
+          <w:rFonts w:ascii="Times New Roman" w:hAnsi="Times New Roman" w:cs="Times New Roman"/>
+          <w:sz w:val="28"/>
+          <w:szCs w:val="28"/>
+        </w:rPr>
+        <w:t>П</w:t>
+      </w:r>
+      <w:r>
+        <w:rPr>
+          <w:rFonts w:ascii="Times New Roman" w:hAnsi="Times New Roman" w:cs="Times New Roman"/>
+          <w:sz w:val="28"/>
+          <w:szCs w:val="28"/>
+        </w:rPr>
         <w:t xml:space="preserve">ри использовании единого </w:t>
       </w:r>
       <w:r>
@@ -14707,6 +15140,66 @@
         </w:rPr>
         <w:t>ID команд.</w:t>
       </w:r>
+    </w:p>
+    <w:p>
+      <w:pPr>
+        <w:spacing w:line="360" w:lineRule="auto"/>
+        <w:rPr>
+          <w:rFonts w:ascii="Times New Roman" w:hAnsi="Times New Roman" w:cs="Times New Roman"/>
+          <w:sz w:val="28"/>
+          <w:szCs w:val="28"/>
+        </w:rPr>
+      </w:pPr>
+    </w:p>
+    <w:p>
+      <w:pPr>
+        <w:spacing w:line="360" w:lineRule="auto"/>
+        <w:rPr>
+          <w:rFonts w:ascii="Times New Roman" w:hAnsi="Times New Roman" w:cs="Times New Roman"/>
+          <w:sz w:val="28"/>
+          <w:szCs w:val="28"/>
+        </w:rPr>
+      </w:pPr>
+    </w:p>
+    <w:p>
+      <w:pPr>
+        <w:spacing w:line="360" w:lineRule="auto"/>
+        <w:rPr>
+          <w:rFonts w:ascii="Times New Roman" w:hAnsi="Times New Roman" w:cs="Times New Roman"/>
+          <w:sz w:val="28"/>
+          <w:szCs w:val="28"/>
+        </w:rPr>
+      </w:pPr>
+    </w:p>
+    <w:p>
+      <w:pPr>
+        <w:spacing w:line="360" w:lineRule="auto"/>
+        <w:rPr>
+          <w:rFonts w:ascii="Times New Roman" w:hAnsi="Times New Roman" w:cs="Times New Roman"/>
+          <w:sz w:val="28"/>
+          <w:szCs w:val="28"/>
+        </w:rPr>
+      </w:pPr>
+    </w:p>
+    <w:p>
+      <w:pPr>
+        <w:spacing w:line="360" w:lineRule="auto"/>
+        <w:rPr>
+          <w:rFonts w:ascii="Times New Roman" w:hAnsi="Times New Roman" w:cs="Times New Roman"/>
+          <w:sz w:val="28"/>
+          <w:szCs w:val="28"/>
+        </w:rPr>
+      </w:pPr>
+    </w:p>
+    <w:p>
+      <w:pPr>
+        <w:spacing w:line="360" w:lineRule="auto"/>
+        <w:rPr>
+          <w:rFonts w:ascii="Times New Roman" w:hAnsi="Times New Roman" w:cs="Times New Roman"/>
+          <w:sz w:val="28"/>
+          <w:szCs w:val="28"/>
+        </w:rPr>
+      </w:pPr>
     </w:p>
     <w:p>
       <w:pPr>
@@ -19107,6 +19600,7 @@
   <w:style w:type="character" w:default="1" w:styleId="a0">
     <w:name w:val="Default Paragraph Font"/>
     <w:uiPriority w:val="1"/>
+    <w:semiHidden/>
     <w:unhideWhenUsed/>
   </w:style>
   <w:style w:type="table" w:default="1" w:styleId="a1">
